--- a/docs/NEO総合依頼フォーム利用マニュアル（本部部署向け）.docx
+++ b/docs/NEO総合依頼フォーム利用マニュアル（本部部署向け）.docx
@@ -55,12 +55,14 @@
         </w:rPr>
         <w:t xml:space="preserve">フォームのURL：</w:t>
       </w:r>
-      <w:r>
-        <w:rPr>
-          <w:color w:val="C00000"/>
-        </w:rPr>
-        <w:t xml:space="preserve">https://script.google.com/macros/s/【新フォームのID】/exec</w:t>
-      </w:r>
+      <w:hyperlink w:history="1" r:id="rIdfj3wm6cb_yomb-zewqazn">
+        <w:r>
+          <w:rPr>
+            <w:rStyle w:val="Hyperlink"/>
+          </w:rPr>
+          <w:t xml:space="preserve">https://script.google.com/macros/s/AKfycbyNacPk9zU8GVcuscaF7Y47QM7vjHUJfr5GzSRAHNOtoleH5sEY9zq-O_2B935uMx1a/exec</w:t>
+        </w:r>
+      </w:hyperlink>
     </w:p>
     <w:p>
       <w:pPr>
@@ -959,7 +961,7 @@
         <w:spacing w:after="120" w:line="280"/>
       </w:pPr>
       <w:r>
-        <w:t xml:space="preserve">https://script.google.com/macros/s/【新フォームのID】/exec?person=</w:t>
+        <w:t xml:space="preserve">https://script.google.com/macros/s/AKfycbyNacPk9zU8GVcuscaF7Y47QM7vjHUJfr5GzSRAHNOtoleH5sEY9zq-O_2B935uMx1a/exec?person=</w:t>
       </w:r>
       <w:r>
         <w:rPr>
@@ -5844,7 +5846,7 @@
       <w:r>
         <w:t xml:space="preserve">パソコン・プリンター・ネットワークなど、機器の不具合に関するお問い合わせは、</w:t>
       </w:r>
-      <w:hyperlink w:history="1" r:id="rId0fwqyfoz_1fmbslfdkphb">
+      <w:hyperlink w:history="1" r:id="rIdmldakx1e_sv1ix3utujit">
         <w:r>
           <w:rPr>
             <w:rStyle w:val="Hyperlink"/>
@@ -6161,7 +6163,7 @@
             <w:pPr>
               <w:spacing w:after="20" w:line="280"/>
             </w:pPr>
-            <w:hyperlink w:history="1" r:id="rId-wgayejfjuxxzoj3l1o-l">
+            <w:hyperlink w:history="1" r:id="rIdgfpuit92rbxyb-rtzn62n">
               <w:r>
                 <w:rPr>
                   <w:rStyle w:val="Hyperlink"/>

--- a/docs/NEO総合依頼フォーム利用マニュアル（本部部署向け）.docx
+++ b/docs/NEO総合依頼フォーム利用マニュアル（本部部署向け）.docx
@@ -55,7 +55,7 @@
         </w:rPr>
         <w:t xml:space="preserve">フォームのURL：</w:t>
       </w:r>
-      <w:hyperlink w:history="1" r:id="rIdfj3wm6cb_yomb-zewqazn">
+      <w:hyperlink w:history="1" r:id="rId0r3tja4noquzkgzbxeahb">
         <w:r>
           <w:rPr>
             <w:rStyle w:val="Hyperlink"/>
@@ -619,6 +619,20 @@
               <w:t xml:space="preserve">画面・文言・動作の変更</w:t>
             </w:r>
           </w:p>
+          <w:p>
+            <w:pPr>
+              <w:spacing w:after="20" w:line="280"/>
+            </w:pPr>
+            <w:r>
+              <w:rPr>
+                <w:b w:val="false"/>
+                <w:bCs w:val="false"/>
+                <w:sz w:val="19"/>
+                <w:szCs w:val="19"/>
+              </w:rPr>
+              <w:t xml:space="preserve">※Chatworkグループがない案件・機能のみ（5章参照）</w:t>
+            </w:r>
+          </w:p>
         </w:tc>
         <w:tc>
           <w:tcPr>
@@ -5026,6 +5040,84 @@
         <w:t xml:space="preserve">例）体験レッスン・資料請求ページの文言や入力項目の変更（年末年始・GW・夏期休業の文言変更を含む）／MyRoom・うさぎclubのバナー・ポップアップ表示・取下／MyRoom・うさぎclubの文言変更・PDF差し替え など</w:t>
       </w:r>
     </w:p>
+    <w:tbl>
+      <w:tblPr>
+        <w:tblW w:type="dxa" w:w="8640"/>
+        <w:tblBorders>
+          <w:top w:val="single" w:color="auto" w:sz="4"/>
+          <w:left w:val="single" w:color="auto" w:sz="4"/>
+          <w:bottom w:val="single" w:color="auto" w:sz="4"/>
+          <w:right w:val="single" w:color="auto" w:sz="4"/>
+          <w:insideH w:val="single" w:color="auto" w:sz="4"/>
+          <w:insideV w:val="single" w:color="auto" w:sz="4"/>
+        </w:tblBorders>
+      </w:tblPr>
+      <w:tblGrid>
+        <w:gridCol w:w="8640"/>
+      </w:tblGrid>
+      <w:tr>
+        <w:tc>
+          <w:tcPr>
+            <w:tcW w:type="dxa" w:w="8640"/>
+            <w:tcBorders>
+              <w:top w:val="single" w:color="F29900" w:sz="6"/>
+              <w:left w:val="single" w:color="F29900" w:sz="24"/>
+              <w:bottom w:val="single" w:color="F29900" w:sz="6"/>
+              <w:right w:val="single" w:color="F29900" w:sz="6"/>
+            </w:tcBorders>
+            <w:shd w:fill="FFF8E1" w:color="auto" w:val="clear"/>
+            <w:tcMar>
+              <w:top w:type="dxa" w:w="100"/>
+              <w:left w:type="dxa" w:w="160"/>
+              <w:bottom w:type="dxa" w:w="100"/>
+              <w:right w:type="dxa" w:w="160"/>
+            </w:tcMar>
+          </w:tcPr>
+          <w:p>
+            <w:pPr>
+              <w:spacing w:after="40" w:line="300"/>
+            </w:pPr>
+            <w:r>
+              <w:rPr>
+                <w:b/>
+                <w:bCs/>
+                <w:color w:val="7A4100"/>
+              </w:rPr>
+              <w:t xml:space="preserve">Chatworkグループがある案件・機能は、このタブではなくChatworkグループからご依頼ください。</w:t>
+            </w:r>
+          </w:p>
+          <w:p>
+            <w:pPr>
+              <w:spacing w:after="40" w:line="300"/>
+            </w:pPr>
+            <w:r>
+              <w:t xml:space="preserve">重要な案件や大規模な案件は、案件ごとのChatworkグループでご依頼・ご相談を受け付けています。このタブでは、Chatworkグループがない案件・機能のご依頼を受け付けます。</w:t>
+            </w:r>
+          </w:p>
+        </w:tc>
+      </w:tr>
+    </w:tbl>
+    <w:p>
+      <w:pPr>
+        <w:spacing w:after="120"/>
+      </w:pPr>
+    </w:p>
+    <w:p>
+      <w:pPr>
+        <w:pStyle w:val="Heading2"/>
+      </w:pPr>
+      <w:r>
+        <w:t xml:space="preserve">5-1 STEP 1：Chatworkグループの確認</w:t>
+      </w:r>
+    </w:p>
+    <w:p>
+      <w:pPr>
+        <w:spacing w:after="100" w:line="300"/>
+      </w:pPr>
+      <w:r>
+        <w:t xml:space="preserve">タブを開くと、開設済みのChatworkグループの一覧が表示されます。ご依頼の案件・機能に該当するグループがあるか確認してください。</w:t>
+      </w:r>
+    </w:p>
     <w:p>
       <w:pPr>
         <w:spacing w:after="160" w:before="80"/>
@@ -5034,9 +5126,9 @@
       <w:r>
         <w:drawing>
           <wp:inline distT="0" distB="0" distL="0" distR="0">
-            <wp:extent cx="4953000" cy="2971800"/>
+            <wp:extent cx="4953000" cy="2362200"/>
             <wp:effectExtent t="0" r="0" b="0" l="0"/>
-            <wp:docPr id="1" name="dev.png" descr="新規開発・仕様変更タブ" title="新規開発・仕様変更タブ"/>
+            <wp:docPr id="1" name="dev_step1.png" descr="STEP 1 Chatworkグループの確認" title="STEP 1 Chatworkグループの確認"/>
             <wp:cNvGraphicFramePr>
               <a:graphicFrameLocks xmlns:a="http://schemas.openxmlformats.org/drawingml/2006/main" noChangeAspect="1"/>
             </wp:cNvGraphicFramePr>
@@ -5059,7 +5151,7 @@
                   <pic:spPr bwMode="auto">
                     <a:xfrm>
                       <a:off x="0" y="0"/>
-                      <a:ext cx="4953000" cy="2971800"/>
+                      <a:ext cx="4953000" cy="2362200"/>
                     </a:xfrm>
                     <a:prstGeom prst="rect">
                       <a:avLst/>
@@ -5074,788 +5166,76 @@
     </w:p>
     <w:p>
       <w:pPr>
+        <w:spacing w:after="100" w:line="300"/>
+      </w:pPr>
+      <w:r>
+        <w:rPr>
+          <w:color w:val="595959"/>
+          <w:sz w:val="19"/>
+          <w:szCs w:val="19"/>
+        </w:rPr>
+        <w:t xml:space="preserve">＊画面のグループ名は例です。</w:t>
+      </w:r>
+    </w:p>
+    <w:p>
+      <w:pPr>
+        <w:pStyle w:val="ListParagraph"/>
+        <w:numPr>
+          <w:ilvl w:val="0"/>
+          <w:numId w:val="2"/>
+        </w:numPr>
+        <w:spacing w:after="60" w:line="300"/>
+      </w:pPr>
+      <w:r>
+        <w:t xml:space="preserve">一覧の上の入力欄に案件名・機能名・キーワードを入れると、一覧を絞り込めます。</w:t>
+      </w:r>
+    </w:p>
+    <w:p>
+      <w:pPr>
+        <w:pStyle w:val="ListParagraph"/>
+        <w:numPr>
+          <w:ilvl w:val="0"/>
+          <w:numId w:val="2"/>
+        </w:numPr>
+        <w:spacing w:after="60" w:line="300"/>
+      </w:pPr>
+      <w:r>
+        <w:rPr>
+          <w:b/>
+          <w:bCs/>
+        </w:rPr>
+        <w:t xml:space="preserve">該当するグループがある場合</w:t>
+      </w:r>
+      <w:r>
+        <w:t xml:space="preserve">：「上の一覧に該当するChatworkグループがある」を選び、一覧の「グループを開く」からChatworkグループでご依頼ください。まだ参加していないグループの場合は参加申請の画面が開きます。承認後にご依頼ください。このフォームからの送信は不要です。</w:t>
+      </w:r>
+    </w:p>
+    <w:p>
+      <w:pPr>
+        <w:pStyle w:val="ListParagraph"/>
+        <w:numPr>
+          <w:ilvl w:val="0"/>
+          <w:numId w:val="2"/>
+        </w:numPr>
+        <w:spacing w:after="60" w:line="300"/>
+      </w:pPr>
+      <w:r>
+        <w:rPr>
+          <w:b/>
+          <w:bCs/>
+        </w:rPr>
+        <w:t xml:space="preserve">該当するグループがない場合</w:t>
+      </w:r>
+      <w:r>
+        <w:t xml:space="preserve">：「該当するChatworkグループはない」を選ぶと、STEP 2 の入力欄が表示されます。</w:t>
+      </w:r>
+    </w:p>
+    <w:p>
+      <w:pPr>
         <w:pStyle w:val="Heading2"/>
       </w:pPr>
       <w:r>
-        <w:t xml:space="preserve">5-1 入力項目</w:t>
-      </w:r>
-    </w:p>
-    <w:tbl>
-      <w:tblPr>
-        <w:tblW w:type="dxa" w:w="8640"/>
-        <w:tblBorders>
-          <w:top w:val="single" w:color="auto" w:sz="4"/>
-          <w:left w:val="single" w:color="auto" w:sz="4"/>
-          <w:bottom w:val="single" w:color="auto" w:sz="4"/>
-          <w:right w:val="single" w:color="auto" w:sz="4"/>
-          <w:insideH w:val="single" w:color="auto" w:sz="4"/>
-          <w:insideV w:val="single" w:color="auto" w:sz="4"/>
-        </w:tblBorders>
-      </w:tblPr>
-      <w:tblGrid>
-        <w:gridCol w:w="2500"/>
-        <w:gridCol w:w="800"/>
-        <w:gridCol w:w="5340"/>
-      </w:tblGrid>
-      <w:tr>
-        <w:trPr>
-          <w:tblHeader/>
-        </w:trPr>
-        <w:tc>
-          <w:tcPr>
-            <w:tcW w:type="dxa" w:w="2500"/>
-            <w:tcBorders>
-              <w:top w:val="single" w:color="BFBFBF" w:sz="4"/>
-              <w:left w:val="single" w:color="BFBFBF" w:sz="4"/>
-              <w:bottom w:val="single" w:color="BFBFBF" w:sz="4"/>
-              <w:right w:val="single" w:color="BFBFBF" w:sz="4"/>
-            </w:tcBorders>
-            <w:shd w:fill="DCE6F2" w:color="auto" w:val="clear"/>
-            <w:tcMar>
-              <w:top w:type="dxa" w:w="60"/>
-              <w:left w:type="dxa" w:w="100"/>
-              <w:bottom w:type="dxa" w:w="60"/>
-              <w:right w:type="dxa" w:w="100"/>
-            </w:tcMar>
-          </w:tcPr>
-          <w:p>
-            <w:pPr>
-              <w:spacing w:after="20" w:line="280"/>
-            </w:pPr>
-            <w:r>
-              <w:rPr>
-                <w:b/>
-                <w:bCs/>
-                <w:sz w:val="19"/>
-                <w:szCs w:val="19"/>
-              </w:rPr>
-              <w:t xml:space="preserve">項目</w:t>
-            </w:r>
-          </w:p>
-        </w:tc>
-        <w:tc>
-          <w:tcPr>
-            <w:tcW w:type="dxa" w:w="800"/>
-            <w:tcBorders>
-              <w:top w:val="single" w:color="BFBFBF" w:sz="4"/>
-              <w:left w:val="single" w:color="BFBFBF" w:sz="4"/>
-              <w:bottom w:val="single" w:color="BFBFBF" w:sz="4"/>
-              <w:right w:val="single" w:color="BFBFBF" w:sz="4"/>
-            </w:tcBorders>
-            <w:shd w:fill="DCE6F2" w:color="auto" w:val="clear"/>
-            <w:tcMar>
-              <w:top w:type="dxa" w:w="60"/>
-              <w:left w:type="dxa" w:w="100"/>
-              <w:bottom w:type="dxa" w:w="60"/>
-              <w:right w:type="dxa" w:w="100"/>
-            </w:tcMar>
-          </w:tcPr>
-          <w:p>
-            <w:pPr>
-              <w:spacing w:after="20" w:line="280"/>
-            </w:pPr>
-            <w:r>
-              <w:rPr>
-                <w:b/>
-                <w:bCs/>
-                <w:sz w:val="19"/>
-                <w:szCs w:val="19"/>
-              </w:rPr>
-              <w:t xml:space="preserve">必須</w:t>
-            </w:r>
-          </w:p>
-        </w:tc>
-        <w:tc>
-          <w:tcPr>
-            <w:tcW w:type="dxa" w:w="5340"/>
-            <w:tcBorders>
-              <w:top w:val="single" w:color="BFBFBF" w:sz="4"/>
-              <w:left w:val="single" w:color="BFBFBF" w:sz="4"/>
-              <w:bottom w:val="single" w:color="BFBFBF" w:sz="4"/>
-              <w:right w:val="single" w:color="BFBFBF" w:sz="4"/>
-            </w:tcBorders>
-            <w:shd w:fill="DCE6F2" w:color="auto" w:val="clear"/>
-            <w:tcMar>
-              <w:top w:type="dxa" w:w="60"/>
-              <w:left w:type="dxa" w:w="100"/>
-              <w:bottom w:type="dxa" w:w="60"/>
-              <w:right w:type="dxa" w:w="100"/>
-            </w:tcMar>
-          </w:tcPr>
-          <w:p>
-            <w:pPr>
-              <w:spacing w:after="20" w:line="280"/>
-            </w:pPr>
-            <w:r>
-              <w:rPr>
-                <w:b/>
-                <w:bCs/>
-                <w:sz w:val="19"/>
-                <w:szCs w:val="19"/>
-              </w:rPr>
-              <w:t xml:space="preserve">入力内容</w:t>
-            </w:r>
-          </w:p>
-        </w:tc>
-      </w:tr>
-      <w:tr>
-        <w:trPr>
-          <w:tblHeader w:val="false"/>
-        </w:trPr>
-        <w:tc>
-          <w:tcPr>
-            <w:tcW w:type="dxa" w:w="2500"/>
-            <w:tcBorders>
-              <w:top w:val="single" w:color="BFBFBF" w:sz="4"/>
-              <w:left w:val="single" w:color="BFBFBF" w:sz="4"/>
-              <w:bottom w:val="single" w:color="BFBFBF" w:sz="4"/>
-              <w:right w:val="single" w:color="BFBFBF" w:sz="4"/>
-            </w:tcBorders>
-            <w:tcMar>
-              <w:top w:type="dxa" w:w="60"/>
-              <w:left w:type="dxa" w:w="100"/>
-              <w:bottom w:type="dxa" w:w="60"/>
-              <w:right w:type="dxa" w:w="100"/>
-            </w:tcMar>
-          </w:tcPr>
-          <w:p>
-            <w:pPr>
-              <w:spacing w:after="20" w:line="280"/>
-            </w:pPr>
-            <w:r>
-              <w:rPr>
-                <w:b w:val="false"/>
-                <w:bCs w:val="false"/>
-                <w:sz w:val="19"/>
-                <w:szCs w:val="19"/>
-              </w:rPr>
-              <w:t xml:space="preserve">ご担当者様氏名</w:t>
-            </w:r>
-          </w:p>
-        </w:tc>
-        <w:tc>
-          <w:tcPr>
-            <w:tcW w:type="dxa" w:w="800"/>
-            <w:tcBorders>
-              <w:top w:val="single" w:color="BFBFBF" w:sz="4"/>
-              <w:left w:val="single" w:color="BFBFBF" w:sz="4"/>
-              <w:bottom w:val="single" w:color="BFBFBF" w:sz="4"/>
-              <w:right w:val="single" w:color="BFBFBF" w:sz="4"/>
-            </w:tcBorders>
-            <w:tcMar>
-              <w:top w:type="dxa" w:w="60"/>
-              <w:left w:type="dxa" w:w="100"/>
-              <w:bottom w:type="dxa" w:w="60"/>
-              <w:right w:type="dxa" w:w="100"/>
-            </w:tcMar>
-          </w:tcPr>
-          <w:p>
-            <w:pPr>
-              <w:spacing w:after="20" w:line="280"/>
-            </w:pPr>
-            <w:r>
-              <w:rPr>
-                <w:b w:val="false"/>
-                <w:bCs w:val="false"/>
-                <w:sz w:val="19"/>
-                <w:szCs w:val="19"/>
-              </w:rPr>
-              <w:t xml:space="preserve">○</w:t>
-            </w:r>
-          </w:p>
-        </w:tc>
-        <w:tc>
-          <w:tcPr>
-            <w:tcW w:type="dxa" w:w="5340"/>
-            <w:tcBorders>
-              <w:top w:val="single" w:color="BFBFBF" w:sz="4"/>
-              <w:left w:val="single" w:color="BFBFBF" w:sz="4"/>
-              <w:bottom w:val="single" w:color="BFBFBF" w:sz="4"/>
-              <w:right w:val="single" w:color="BFBFBF" w:sz="4"/>
-            </w:tcBorders>
-            <w:tcMar>
-              <w:top w:type="dxa" w:w="60"/>
-              <w:left w:type="dxa" w:w="100"/>
-              <w:bottom w:type="dxa" w:w="60"/>
-              <w:right w:type="dxa" w:w="100"/>
-            </w:tcMar>
-          </w:tcPr>
-          <w:p>
-            <w:pPr>
-              <w:spacing w:after="20" w:line="280"/>
-            </w:pPr>
-            <w:r>
-              <w:rPr>
-                <w:b w:val="false"/>
-                <w:bCs w:val="false"/>
-                <w:sz w:val="19"/>
-                <w:szCs w:val="19"/>
-              </w:rPr>
-              <w:t xml:space="preserve"/>
-            </w:r>
-          </w:p>
-        </w:tc>
-      </w:tr>
-      <w:tr>
-        <w:trPr>
-          <w:tblHeader w:val="false"/>
-        </w:trPr>
-        <w:tc>
-          <w:tcPr>
-            <w:tcW w:type="dxa" w:w="2500"/>
-            <w:tcBorders>
-              <w:top w:val="single" w:color="BFBFBF" w:sz="4"/>
-              <w:left w:val="single" w:color="BFBFBF" w:sz="4"/>
-              <w:bottom w:val="single" w:color="BFBFBF" w:sz="4"/>
-              <w:right w:val="single" w:color="BFBFBF" w:sz="4"/>
-            </w:tcBorders>
-            <w:tcMar>
-              <w:top w:type="dxa" w:w="60"/>
-              <w:left w:type="dxa" w:w="100"/>
-              <w:bottom w:type="dxa" w:w="60"/>
-              <w:right w:type="dxa" w:w="100"/>
-            </w:tcMar>
-          </w:tcPr>
-          <w:p>
-            <w:pPr>
-              <w:spacing w:after="20" w:line="280"/>
-            </w:pPr>
-            <w:r>
-              <w:rPr>
-                <w:b w:val="false"/>
-                <w:bCs w:val="false"/>
-                <w:sz w:val="19"/>
-                <w:szCs w:val="19"/>
-              </w:rPr>
-              <w:t xml:space="preserve">Email</w:t>
-            </w:r>
-          </w:p>
-        </w:tc>
-        <w:tc>
-          <w:tcPr>
-            <w:tcW w:type="dxa" w:w="800"/>
-            <w:tcBorders>
-              <w:top w:val="single" w:color="BFBFBF" w:sz="4"/>
-              <w:left w:val="single" w:color="BFBFBF" w:sz="4"/>
-              <w:bottom w:val="single" w:color="BFBFBF" w:sz="4"/>
-              <w:right w:val="single" w:color="BFBFBF" w:sz="4"/>
-            </w:tcBorders>
-            <w:tcMar>
-              <w:top w:type="dxa" w:w="60"/>
-              <w:left w:type="dxa" w:w="100"/>
-              <w:bottom w:type="dxa" w:w="60"/>
-              <w:right w:type="dxa" w:w="100"/>
-            </w:tcMar>
-          </w:tcPr>
-          <w:p>
-            <w:pPr>
-              <w:spacing w:after="20" w:line="280"/>
-            </w:pPr>
-            <w:r>
-              <w:rPr>
-                <w:b w:val="false"/>
-                <w:bCs w:val="false"/>
-                <w:sz w:val="19"/>
-                <w:szCs w:val="19"/>
-              </w:rPr>
-              <w:t xml:space="preserve">○</w:t>
-            </w:r>
-          </w:p>
-        </w:tc>
-        <w:tc>
-          <w:tcPr>
-            <w:tcW w:type="dxa" w:w="5340"/>
-            <w:tcBorders>
-              <w:top w:val="single" w:color="BFBFBF" w:sz="4"/>
-              <w:left w:val="single" w:color="BFBFBF" w:sz="4"/>
-              <w:bottom w:val="single" w:color="BFBFBF" w:sz="4"/>
-              <w:right w:val="single" w:color="BFBFBF" w:sz="4"/>
-            </w:tcBorders>
-            <w:tcMar>
-              <w:top w:type="dxa" w:w="60"/>
-              <w:left w:type="dxa" w:w="100"/>
-              <w:bottom w:type="dxa" w:w="60"/>
-              <w:right w:type="dxa" w:w="100"/>
-            </w:tcMar>
-          </w:tcPr>
-          <w:p>
-            <w:pPr>
-              <w:spacing w:after="20" w:line="280"/>
-            </w:pPr>
-            <w:r>
-              <w:rPr>
-                <w:b w:val="false"/>
-                <w:bCs w:val="false"/>
-                <w:sz w:val="19"/>
-                <w:szCs w:val="19"/>
-              </w:rPr>
-              <w:t xml:space="preserve">控えメールの送信先</w:t>
-            </w:r>
-          </w:p>
-        </w:tc>
-      </w:tr>
-      <w:tr>
-        <w:trPr>
-          <w:tblHeader w:val="false"/>
-        </w:trPr>
-        <w:tc>
-          <w:tcPr>
-            <w:tcW w:type="dxa" w:w="2500"/>
-            <w:tcBorders>
-              <w:top w:val="single" w:color="BFBFBF" w:sz="4"/>
-              <w:left w:val="single" w:color="BFBFBF" w:sz="4"/>
-              <w:bottom w:val="single" w:color="BFBFBF" w:sz="4"/>
-              <w:right w:val="single" w:color="BFBFBF" w:sz="4"/>
-            </w:tcBorders>
-            <w:tcMar>
-              <w:top w:type="dxa" w:w="60"/>
-              <w:left w:type="dxa" w:w="100"/>
-              <w:bottom w:type="dxa" w:w="60"/>
-              <w:right w:type="dxa" w:w="100"/>
-            </w:tcMar>
-          </w:tcPr>
-          <w:p>
-            <w:pPr>
-              <w:spacing w:after="20" w:line="280"/>
-            </w:pPr>
-            <w:r>
-              <w:rPr>
-                <w:b w:val="false"/>
-                <w:bCs w:val="false"/>
-                <w:sz w:val="19"/>
-                <w:szCs w:val="19"/>
-              </w:rPr>
-              <w:t xml:space="preserve">部署</w:t>
-            </w:r>
-          </w:p>
-        </w:tc>
-        <w:tc>
-          <w:tcPr>
-            <w:tcW w:type="dxa" w:w="800"/>
-            <w:tcBorders>
-              <w:top w:val="single" w:color="BFBFBF" w:sz="4"/>
-              <w:left w:val="single" w:color="BFBFBF" w:sz="4"/>
-              <w:bottom w:val="single" w:color="BFBFBF" w:sz="4"/>
-              <w:right w:val="single" w:color="BFBFBF" w:sz="4"/>
-            </w:tcBorders>
-            <w:tcMar>
-              <w:top w:type="dxa" w:w="60"/>
-              <w:left w:type="dxa" w:w="100"/>
-              <w:bottom w:type="dxa" w:w="60"/>
-              <w:right w:type="dxa" w:w="100"/>
-            </w:tcMar>
-          </w:tcPr>
-          <w:p>
-            <w:pPr>
-              <w:spacing w:after="20" w:line="280"/>
-            </w:pPr>
-            <w:r>
-              <w:rPr>
-                <w:b w:val="false"/>
-                <w:bCs w:val="false"/>
-                <w:sz w:val="19"/>
-                <w:szCs w:val="19"/>
-              </w:rPr>
-              <w:t xml:space="preserve">○</w:t>
-            </w:r>
-          </w:p>
-        </w:tc>
-        <w:tc>
-          <w:tcPr>
-            <w:tcW w:type="dxa" w:w="5340"/>
-            <w:tcBorders>
-              <w:top w:val="single" w:color="BFBFBF" w:sz="4"/>
-              <w:left w:val="single" w:color="BFBFBF" w:sz="4"/>
-              <w:bottom w:val="single" w:color="BFBFBF" w:sz="4"/>
-              <w:right w:val="single" w:color="BFBFBF" w:sz="4"/>
-            </w:tcBorders>
-            <w:tcMar>
-              <w:top w:type="dxa" w:w="60"/>
-              <w:left w:type="dxa" w:w="100"/>
-              <w:bottom w:type="dxa" w:w="60"/>
-              <w:right w:type="dxa" w:w="100"/>
-            </w:tcMar>
-          </w:tcPr>
-          <w:p>
-            <w:pPr>
-              <w:spacing w:after="20" w:line="280"/>
-            </w:pPr>
-            <w:r>
-              <w:rPr>
-                <w:b w:val="false"/>
-                <w:bCs w:val="false"/>
-                <w:sz w:val="19"/>
-                <w:szCs w:val="19"/>
-              </w:rPr>
-              <w:t xml:space="preserve">一覧から選択。一覧にない場合は「その他」を選び、部署名を入力</w:t>
-            </w:r>
-          </w:p>
-        </w:tc>
-      </w:tr>
-      <w:tr>
-        <w:trPr>
-          <w:tblHeader w:val="false"/>
-        </w:trPr>
-        <w:tc>
-          <w:tcPr>
-            <w:tcW w:type="dxa" w:w="2500"/>
-            <w:tcBorders>
-              <w:top w:val="single" w:color="BFBFBF" w:sz="4"/>
-              <w:left w:val="single" w:color="BFBFBF" w:sz="4"/>
-              <w:bottom w:val="single" w:color="BFBFBF" w:sz="4"/>
-              <w:right w:val="single" w:color="BFBFBF" w:sz="4"/>
-            </w:tcBorders>
-            <w:tcMar>
-              <w:top w:type="dxa" w:w="60"/>
-              <w:left w:type="dxa" w:w="100"/>
-              <w:bottom w:type="dxa" w:w="60"/>
-              <w:right w:type="dxa" w:w="100"/>
-            </w:tcMar>
-          </w:tcPr>
-          <w:p>
-            <w:pPr>
-              <w:spacing w:after="20" w:line="280"/>
-            </w:pPr>
-            <w:r>
-              <w:rPr>
-                <w:b w:val="false"/>
-                <w:bCs w:val="false"/>
-                <w:sz w:val="19"/>
-                <w:szCs w:val="19"/>
-              </w:rPr>
-              <w:t xml:space="preserve">詳細</w:t>
-            </w:r>
-          </w:p>
-        </w:tc>
-        <w:tc>
-          <w:tcPr>
-            <w:tcW w:type="dxa" w:w="800"/>
-            <w:tcBorders>
-              <w:top w:val="single" w:color="BFBFBF" w:sz="4"/>
-              <w:left w:val="single" w:color="BFBFBF" w:sz="4"/>
-              <w:bottom w:val="single" w:color="BFBFBF" w:sz="4"/>
-              <w:right w:val="single" w:color="BFBFBF" w:sz="4"/>
-            </w:tcBorders>
-            <w:tcMar>
-              <w:top w:type="dxa" w:w="60"/>
-              <w:left w:type="dxa" w:w="100"/>
-              <w:bottom w:type="dxa" w:w="60"/>
-              <w:right w:type="dxa" w:w="100"/>
-            </w:tcMar>
-          </w:tcPr>
-          <w:p>
-            <w:pPr>
-              <w:spacing w:after="20" w:line="280"/>
-            </w:pPr>
-            <w:r>
-              <w:rPr>
-                <w:b w:val="false"/>
-                <w:bCs w:val="false"/>
-                <w:sz w:val="19"/>
-                <w:szCs w:val="19"/>
-              </w:rPr>
-              <w:t xml:space="preserve">○</w:t>
-            </w:r>
-          </w:p>
-        </w:tc>
-        <w:tc>
-          <w:tcPr>
-            <w:tcW w:type="dxa" w:w="5340"/>
-            <w:tcBorders>
-              <w:top w:val="single" w:color="BFBFBF" w:sz="4"/>
-              <w:left w:val="single" w:color="BFBFBF" w:sz="4"/>
-              <w:bottom w:val="single" w:color="BFBFBF" w:sz="4"/>
-              <w:right w:val="single" w:color="BFBFBF" w:sz="4"/>
-            </w:tcBorders>
-            <w:tcMar>
-              <w:top w:type="dxa" w:w="60"/>
-              <w:left w:type="dxa" w:w="100"/>
-              <w:bottom w:type="dxa" w:w="60"/>
-              <w:right w:type="dxa" w:w="100"/>
-            </w:tcMar>
-          </w:tcPr>
-          <w:p>
-            <w:pPr>
-              <w:spacing w:after="20" w:line="280"/>
-            </w:pPr>
-            <w:r>
-              <w:rPr>
-                <w:b w:val="false"/>
-                <w:bCs w:val="false"/>
-                <w:sz w:val="19"/>
-                <w:szCs w:val="19"/>
-              </w:rPr>
-              <w:t xml:space="preserve">ご依頼内容をできるだけ具体的に記入</w:t>
-            </w:r>
-          </w:p>
-          <w:p>
-            <w:pPr>
-              <w:spacing w:after="20" w:line="280"/>
-            </w:pPr>
-            <w:r>
-              <w:rPr>
-                <w:b w:val="false"/>
-                <w:bCs w:val="false"/>
-                <w:sz w:val="19"/>
-                <w:szCs w:val="19"/>
-              </w:rPr>
-              <w:t xml:space="preserve">例）対象の画面・ページ、変更前と変更後の内容、反映希望日、背景・目的 など</w:t>
-            </w:r>
-          </w:p>
-        </w:tc>
-      </w:tr>
-      <w:tr>
-        <w:trPr>
-          <w:tblHeader w:val="false"/>
-        </w:trPr>
-        <w:tc>
-          <w:tcPr>
-            <w:tcW w:type="dxa" w:w="2500"/>
-            <w:tcBorders>
-              <w:top w:val="single" w:color="BFBFBF" w:sz="4"/>
-              <w:left w:val="single" w:color="BFBFBF" w:sz="4"/>
-              <w:bottom w:val="single" w:color="BFBFBF" w:sz="4"/>
-              <w:right w:val="single" w:color="BFBFBF" w:sz="4"/>
-            </w:tcBorders>
-            <w:tcMar>
-              <w:top w:type="dxa" w:w="60"/>
-              <w:left w:type="dxa" w:w="100"/>
-              <w:bottom w:type="dxa" w:w="60"/>
-              <w:right w:type="dxa" w:w="100"/>
-            </w:tcMar>
-          </w:tcPr>
-          <w:p>
-            <w:pPr>
-              <w:spacing w:after="20" w:line="280"/>
-            </w:pPr>
-            <w:r>
-              <w:rPr>
-                <w:b w:val="false"/>
-                <w:bCs w:val="false"/>
-                <w:sz w:val="19"/>
-                <w:szCs w:val="19"/>
-              </w:rPr>
-              <w:t xml:space="preserve">資料</w:t>
-            </w:r>
-          </w:p>
-        </w:tc>
-        <w:tc>
-          <w:tcPr>
-            <w:tcW w:type="dxa" w:w="800"/>
-            <w:tcBorders>
-              <w:top w:val="single" w:color="BFBFBF" w:sz="4"/>
-              <w:left w:val="single" w:color="BFBFBF" w:sz="4"/>
-              <w:bottom w:val="single" w:color="BFBFBF" w:sz="4"/>
-              <w:right w:val="single" w:color="BFBFBF" w:sz="4"/>
-            </w:tcBorders>
-            <w:tcMar>
-              <w:top w:type="dxa" w:w="60"/>
-              <w:left w:type="dxa" w:w="100"/>
-              <w:bottom w:type="dxa" w:w="60"/>
-              <w:right w:type="dxa" w:w="100"/>
-            </w:tcMar>
-          </w:tcPr>
-          <w:p>
-            <w:pPr>
-              <w:spacing w:after="20" w:line="280"/>
-            </w:pPr>
-            <w:r>
-              <w:rPr>
-                <w:b w:val="false"/>
-                <w:bCs w:val="false"/>
-                <w:sz w:val="19"/>
-                <w:szCs w:val="19"/>
-              </w:rPr>
-              <w:t xml:space="preserve"/>
-            </w:r>
-          </w:p>
-        </w:tc>
-        <w:tc>
-          <w:tcPr>
-            <w:tcW w:type="dxa" w:w="5340"/>
-            <w:tcBorders>
-              <w:top w:val="single" w:color="BFBFBF" w:sz="4"/>
-              <w:left w:val="single" w:color="BFBFBF" w:sz="4"/>
-              <w:bottom w:val="single" w:color="BFBFBF" w:sz="4"/>
-              <w:right w:val="single" w:color="BFBFBF" w:sz="4"/>
-            </w:tcBorders>
-            <w:tcMar>
-              <w:top w:type="dxa" w:w="60"/>
-              <w:left w:type="dxa" w:w="100"/>
-              <w:bottom w:type="dxa" w:w="60"/>
-              <w:right w:type="dxa" w:w="100"/>
-            </w:tcMar>
-          </w:tcPr>
-          <w:p>
-            <w:pPr>
-              <w:spacing w:after="20" w:line="280"/>
-            </w:pPr>
-            <w:r>
-              <w:rPr>
-                <w:b w:val="false"/>
-                <w:bCs w:val="false"/>
-                <w:sz w:val="19"/>
-                <w:szCs w:val="19"/>
-              </w:rPr>
-              <w:t xml:space="preserve">画像・PDF・Word・Excel など（1ファイル最大15MB、複数可）</w:t>
-            </w:r>
-          </w:p>
-        </w:tc>
-      </w:tr>
-      <w:tr>
-        <w:trPr>
-          <w:tblHeader w:val="false"/>
-        </w:trPr>
-        <w:tc>
-          <w:tcPr>
-            <w:tcW w:type="dxa" w:w="2500"/>
-            <w:tcBorders>
-              <w:top w:val="single" w:color="BFBFBF" w:sz="4"/>
-              <w:left w:val="single" w:color="BFBFBF" w:sz="4"/>
-              <w:bottom w:val="single" w:color="BFBFBF" w:sz="4"/>
-              <w:right w:val="single" w:color="BFBFBF" w:sz="4"/>
-            </w:tcBorders>
-            <w:tcMar>
-              <w:top w:type="dxa" w:w="60"/>
-              <w:left w:type="dxa" w:w="100"/>
-              <w:bottom w:type="dxa" w:w="60"/>
-              <w:right w:type="dxa" w:w="100"/>
-            </w:tcMar>
-          </w:tcPr>
-          <w:p>
-            <w:pPr>
-              <w:spacing w:after="20" w:line="280"/>
-            </w:pPr>
-            <w:r>
-              <w:rPr>
-                <w:b w:val="false"/>
-                <w:bCs w:val="false"/>
-                <w:sz w:val="19"/>
-                <w:szCs w:val="19"/>
-              </w:rPr>
-              <w:t xml:space="preserve">15MBを超える資料のリンク</w:t>
-            </w:r>
-          </w:p>
-        </w:tc>
-        <w:tc>
-          <w:tcPr>
-            <w:tcW w:type="dxa" w:w="800"/>
-            <w:tcBorders>
-              <w:top w:val="single" w:color="BFBFBF" w:sz="4"/>
-              <w:left w:val="single" w:color="BFBFBF" w:sz="4"/>
-              <w:bottom w:val="single" w:color="BFBFBF" w:sz="4"/>
-              <w:right w:val="single" w:color="BFBFBF" w:sz="4"/>
-            </w:tcBorders>
-            <w:tcMar>
-              <w:top w:type="dxa" w:w="60"/>
-              <w:left w:type="dxa" w:w="100"/>
-              <w:bottom w:type="dxa" w:w="60"/>
-              <w:right w:type="dxa" w:w="100"/>
-            </w:tcMar>
-          </w:tcPr>
-          <w:p>
-            <w:pPr>
-              <w:spacing w:after="20" w:line="280"/>
-            </w:pPr>
-            <w:r>
-              <w:rPr>
-                <w:b w:val="false"/>
-                <w:bCs w:val="false"/>
-                <w:sz w:val="19"/>
-                <w:szCs w:val="19"/>
-              </w:rPr>
-              <w:t xml:space="preserve"/>
-            </w:r>
-          </w:p>
-        </w:tc>
-        <w:tc>
-          <w:tcPr>
-            <w:tcW w:type="dxa" w:w="5340"/>
-            <w:tcBorders>
-              <w:top w:val="single" w:color="BFBFBF" w:sz="4"/>
-              <w:left w:val="single" w:color="BFBFBF" w:sz="4"/>
-              <w:bottom w:val="single" w:color="BFBFBF" w:sz="4"/>
-              <w:right w:val="single" w:color="BFBFBF" w:sz="4"/>
-            </w:tcBorders>
-            <w:tcMar>
-              <w:top w:type="dxa" w:w="60"/>
-              <w:left w:type="dxa" w:w="100"/>
-              <w:bottom w:type="dxa" w:w="60"/>
-              <w:right w:type="dxa" w:w="100"/>
-            </w:tcMar>
-          </w:tcPr>
-          <w:p>
-            <w:pPr>
-              <w:spacing w:after="20" w:line="280"/>
-            </w:pPr>
-            <w:r>
-              <w:rPr>
-                <w:b w:val="false"/>
-                <w:bCs w:val="false"/>
-                <w:sz w:val="19"/>
-                <w:szCs w:val="19"/>
-              </w:rPr>
-              <w:t xml:space="preserve">Google Driveなどに置いた資料のURL（複数ある場合は改行で区切る）</w:t>
-            </w:r>
-          </w:p>
-        </w:tc>
-      </w:tr>
-    </w:tbl>
-    <w:p>
-      <w:pPr>
-        <w:spacing w:after="120"/>
-      </w:pPr>
-    </w:p>
-    <w:p>
-      <w:pPr>
-        <w:spacing w:after="100" w:line="300"/>
-      </w:pPr>
-      <w:r>
-        <w:t xml:space="preserve">アップロードした資料は、システム課の管理表にリンクとして自動で記録されます。</w:t>
-      </w:r>
-    </w:p>
-    <w:p>
-      <w:pPr>
-        <w:pStyle w:val="Heading1"/>
-      </w:pPr>
-      <w:r>
-        <w:t xml:space="preserve">6. PC等の不具合・マテリアル関連</w:t>
-      </w:r>
-    </w:p>
-    <w:p>
-      <w:pPr>
-        <w:keepNext/>
-        <w:spacing w:after="100" w:line="300"/>
-      </w:pPr>
-      <w:r>
-        <w:t xml:space="preserve">この2つのタブでは受付は行わず、それぞれの問い合わせ先をご案内しています。</w:t>
-      </w:r>
-    </w:p>
-    <w:p>
-      <w:pPr>
-        <w:pStyle w:val="Heading2"/>
-      </w:pPr>
-      <w:r>
-        <w:t xml:space="preserve">6-1 PC等の不具合</w:t>
-      </w:r>
-    </w:p>
-    <w:p>
-      <w:pPr>
-        <w:spacing w:after="100" w:line="300"/>
-      </w:pPr>
-      <w:r>
-        <w:t xml:space="preserve">パソコン・プリンター・ネットワークなど、機器の不具合に関するお問い合わせは、</w:t>
-      </w:r>
-      <w:hyperlink w:history="1" r:id="rIdmldakx1e_sv1ix3utujit">
-        <w:r>
-          <w:rPr>
-            <w:rStyle w:val="Hyperlink"/>
-          </w:rPr>
-          <w:t xml:space="preserve">PC不具合フォーム</w:t>
-        </w:r>
-      </w:hyperlink>
-      <w:r>
-        <w:t xml:space="preserve"> からお願いします。タブ内の「PC不具合フォームを開く」ボタンから開くこともできます。</w:t>
+        <w:t xml:space="preserve">5-2 STEP 2：依頼内容の入力</w:t>
       </w:r>
     </w:p>
     <w:p>
@@ -5866,9 +5246,9 @@
       <w:r>
         <w:drawing>
           <wp:inline distT="0" distB="0" distL="0" distR="0">
-            <wp:extent cx="4572000" cy="1524000"/>
+            <wp:extent cx="4953000" cy="2505075"/>
             <wp:effectExtent t="0" r="0" b="0" l="0"/>
-            <wp:docPr id="1" name="pc.png" descr="PC等の不具合タブ" title="PC等の不具合タブ"/>
+            <wp:docPr id="1" name="dev_step2.png" descr="STEP 2 依頼内容の入力" title="STEP 2 依頼内容の入力"/>
             <wp:cNvGraphicFramePr>
               <a:graphicFrameLocks xmlns:a="http://schemas.openxmlformats.org/drawingml/2006/main" noChangeAspect="1"/>
             </wp:cNvGraphicFramePr>
@@ -5891,7 +5271,7 @@
                   <pic:spPr bwMode="auto">
                     <a:xfrm>
                       <a:off x="0" y="0"/>
-                      <a:ext cx="4572000" cy="1524000"/>
+                      <a:ext cx="4953000" cy="2505075"/>
                     </a:xfrm>
                     <a:prstGeom prst="rect">
                       <a:avLst/>
@@ -5904,12 +5284,763 @@
         </w:drawing>
       </w:r>
     </w:p>
+    <w:tbl>
+      <w:tblPr>
+        <w:tblW w:type="dxa" w:w="8640"/>
+        <w:tblBorders>
+          <w:top w:val="single" w:color="auto" w:sz="4"/>
+          <w:left w:val="single" w:color="auto" w:sz="4"/>
+          <w:bottom w:val="single" w:color="auto" w:sz="4"/>
+          <w:right w:val="single" w:color="auto" w:sz="4"/>
+          <w:insideH w:val="single" w:color="auto" w:sz="4"/>
+          <w:insideV w:val="single" w:color="auto" w:sz="4"/>
+        </w:tblBorders>
+      </w:tblPr>
+      <w:tblGrid>
+        <w:gridCol w:w="2500"/>
+        <w:gridCol w:w="800"/>
+        <w:gridCol w:w="5340"/>
+      </w:tblGrid>
+      <w:tr>
+        <w:trPr>
+          <w:tblHeader/>
+        </w:trPr>
+        <w:tc>
+          <w:tcPr>
+            <w:tcW w:type="dxa" w:w="2500"/>
+            <w:tcBorders>
+              <w:top w:val="single" w:color="BFBFBF" w:sz="4"/>
+              <w:left w:val="single" w:color="BFBFBF" w:sz="4"/>
+              <w:bottom w:val="single" w:color="BFBFBF" w:sz="4"/>
+              <w:right w:val="single" w:color="BFBFBF" w:sz="4"/>
+            </w:tcBorders>
+            <w:shd w:fill="DCE6F2" w:color="auto" w:val="clear"/>
+            <w:tcMar>
+              <w:top w:type="dxa" w:w="60"/>
+              <w:left w:type="dxa" w:w="100"/>
+              <w:bottom w:type="dxa" w:w="60"/>
+              <w:right w:type="dxa" w:w="100"/>
+            </w:tcMar>
+          </w:tcPr>
+          <w:p>
+            <w:pPr>
+              <w:spacing w:after="20" w:line="280"/>
+            </w:pPr>
+            <w:r>
+              <w:rPr>
+                <w:b/>
+                <w:bCs/>
+                <w:sz w:val="19"/>
+                <w:szCs w:val="19"/>
+              </w:rPr>
+              <w:t xml:space="preserve">項目</w:t>
+            </w:r>
+          </w:p>
+        </w:tc>
+        <w:tc>
+          <w:tcPr>
+            <w:tcW w:type="dxa" w:w="800"/>
+            <w:tcBorders>
+              <w:top w:val="single" w:color="BFBFBF" w:sz="4"/>
+              <w:left w:val="single" w:color="BFBFBF" w:sz="4"/>
+              <w:bottom w:val="single" w:color="BFBFBF" w:sz="4"/>
+              <w:right w:val="single" w:color="BFBFBF" w:sz="4"/>
+            </w:tcBorders>
+            <w:shd w:fill="DCE6F2" w:color="auto" w:val="clear"/>
+            <w:tcMar>
+              <w:top w:type="dxa" w:w="60"/>
+              <w:left w:type="dxa" w:w="100"/>
+              <w:bottom w:type="dxa" w:w="60"/>
+              <w:right w:type="dxa" w:w="100"/>
+            </w:tcMar>
+          </w:tcPr>
+          <w:p>
+            <w:pPr>
+              <w:spacing w:after="20" w:line="280"/>
+            </w:pPr>
+            <w:r>
+              <w:rPr>
+                <w:b/>
+                <w:bCs/>
+                <w:sz w:val="19"/>
+                <w:szCs w:val="19"/>
+              </w:rPr>
+              <w:t xml:space="preserve">必須</w:t>
+            </w:r>
+          </w:p>
+        </w:tc>
+        <w:tc>
+          <w:tcPr>
+            <w:tcW w:type="dxa" w:w="5340"/>
+            <w:tcBorders>
+              <w:top w:val="single" w:color="BFBFBF" w:sz="4"/>
+              <w:left w:val="single" w:color="BFBFBF" w:sz="4"/>
+              <w:bottom w:val="single" w:color="BFBFBF" w:sz="4"/>
+              <w:right w:val="single" w:color="BFBFBF" w:sz="4"/>
+            </w:tcBorders>
+            <w:shd w:fill="DCE6F2" w:color="auto" w:val="clear"/>
+            <w:tcMar>
+              <w:top w:type="dxa" w:w="60"/>
+              <w:left w:type="dxa" w:w="100"/>
+              <w:bottom w:type="dxa" w:w="60"/>
+              <w:right w:type="dxa" w:w="100"/>
+            </w:tcMar>
+          </w:tcPr>
+          <w:p>
+            <w:pPr>
+              <w:spacing w:after="20" w:line="280"/>
+            </w:pPr>
+            <w:r>
+              <w:rPr>
+                <w:b/>
+                <w:bCs/>
+                <w:sz w:val="19"/>
+                <w:szCs w:val="19"/>
+              </w:rPr>
+              <w:t xml:space="preserve">入力内容</w:t>
+            </w:r>
+          </w:p>
+        </w:tc>
+      </w:tr>
+      <w:tr>
+        <w:trPr>
+          <w:tblHeader w:val="false"/>
+        </w:trPr>
+        <w:tc>
+          <w:tcPr>
+            <w:tcW w:type="dxa" w:w="2500"/>
+            <w:tcBorders>
+              <w:top w:val="single" w:color="BFBFBF" w:sz="4"/>
+              <w:left w:val="single" w:color="BFBFBF" w:sz="4"/>
+              <w:bottom w:val="single" w:color="BFBFBF" w:sz="4"/>
+              <w:right w:val="single" w:color="BFBFBF" w:sz="4"/>
+            </w:tcBorders>
+            <w:tcMar>
+              <w:top w:type="dxa" w:w="60"/>
+              <w:left w:type="dxa" w:w="100"/>
+              <w:bottom w:type="dxa" w:w="60"/>
+              <w:right w:type="dxa" w:w="100"/>
+            </w:tcMar>
+          </w:tcPr>
+          <w:p>
+            <w:pPr>
+              <w:spacing w:after="20" w:line="280"/>
+            </w:pPr>
+            <w:r>
+              <w:rPr>
+                <w:b w:val="false"/>
+                <w:bCs w:val="false"/>
+                <w:sz w:val="19"/>
+                <w:szCs w:val="19"/>
+              </w:rPr>
+              <w:t xml:space="preserve">ご担当者様氏名</w:t>
+            </w:r>
+          </w:p>
+        </w:tc>
+        <w:tc>
+          <w:tcPr>
+            <w:tcW w:type="dxa" w:w="800"/>
+            <w:tcBorders>
+              <w:top w:val="single" w:color="BFBFBF" w:sz="4"/>
+              <w:left w:val="single" w:color="BFBFBF" w:sz="4"/>
+              <w:bottom w:val="single" w:color="BFBFBF" w:sz="4"/>
+              <w:right w:val="single" w:color="BFBFBF" w:sz="4"/>
+            </w:tcBorders>
+            <w:tcMar>
+              <w:top w:type="dxa" w:w="60"/>
+              <w:left w:type="dxa" w:w="100"/>
+              <w:bottom w:type="dxa" w:w="60"/>
+              <w:right w:type="dxa" w:w="100"/>
+            </w:tcMar>
+          </w:tcPr>
+          <w:p>
+            <w:pPr>
+              <w:spacing w:after="20" w:line="280"/>
+            </w:pPr>
+            <w:r>
+              <w:rPr>
+                <w:b w:val="false"/>
+                <w:bCs w:val="false"/>
+                <w:sz w:val="19"/>
+                <w:szCs w:val="19"/>
+              </w:rPr>
+              <w:t xml:space="preserve">○</w:t>
+            </w:r>
+          </w:p>
+        </w:tc>
+        <w:tc>
+          <w:tcPr>
+            <w:tcW w:type="dxa" w:w="5340"/>
+            <w:tcBorders>
+              <w:top w:val="single" w:color="BFBFBF" w:sz="4"/>
+              <w:left w:val="single" w:color="BFBFBF" w:sz="4"/>
+              <w:bottom w:val="single" w:color="BFBFBF" w:sz="4"/>
+              <w:right w:val="single" w:color="BFBFBF" w:sz="4"/>
+            </w:tcBorders>
+            <w:tcMar>
+              <w:top w:type="dxa" w:w="60"/>
+              <w:left w:type="dxa" w:w="100"/>
+              <w:bottom w:type="dxa" w:w="60"/>
+              <w:right w:type="dxa" w:w="100"/>
+            </w:tcMar>
+          </w:tcPr>
+          <w:p>
+            <w:pPr>
+              <w:spacing w:after="20" w:line="280"/>
+            </w:pPr>
+            <w:r>
+              <w:rPr>
+                <w:b w:val="false"/>
+                <w:bCs w:val="false"/>
+                <w:sz w:val="19"/>
+                <w:szCs w:val="19"/>
+              </w:rPr>
+              <w:t xml:space="preserve"/>
+            </w:r>
+          </w:p>
+        </w:tc>
+      </w:tr>
+      <w:tr>
+        <w:trPr>
+          <w:tblHeader w:val="false"/>
+        </w:trPr>
+        <w:tc>
+          <w:tcPr>
+            <w:tcW w:type="dxa" w:w="2500"/>
+            <w:tcBorders>
+              <w:top w:val="single" w:color="BFBFBF" w:sz="4"/>
+              <w:left w:val="single" w:color="BFBFBF" w:sz="4"/>
+              <w:bottom w:val="single" w:color="BFBFBF" w:sz="4"/>
+              <w:right w:val="single" w:color="BFBFBF" w:sz="4"/>
+            </w:tcBorders>
+            <w:tcMar>
+              <w:top w:type="dxa" w:w="60"/>
+              <w:left w:type="dxa" w:w="100"/>
+              <w:bottom w:type="dxa" w:w="60"/>
+              <w:right w:type="dxa" w:w="100"/>
+            </w:tcMar>
+          </w:tcPr>
+          <w:p>
+            <w:pPr>
+              <w:spacing w:after="20" w:line="280"/>
+            </w:pPr>
+            <w:r>
+              <w:rPr>
+                <w:b w:val="false"/>
+                <w:bCs w:val="false"/>
+                <w:sz w:val="19"/>
+                <w:szCs w:val="19"/>
+              </w:rPr>
+              <w:t xml:space="preserve">Email</w:t>
+            </w:r>
+          </w:p>
+        </w:tc>
+        <w:tc>
+          <w:tcPr>
+            <w:tcW w:type="dxa" w:w="800"/>
+            <w:tcBorders>
+              <w:top w:val="single" w:color="BFBFBF" w:sz="4"/>
+              <w:left w:val="single" w:color="BFBFBF" w:sz="4"/>
+              <w:bottom w:val="single" w:color="BFBFBF" w:sz="4"/>
+              <w:right w:val="single" w:color="BFBFBF" w:sz="4"/>
+            </w:tcBorders>
+            <w:tcMar>
+              <w:top w:type="dxa" w:w="60"/>
+              <w:left w:type="dxa" w:w="100"/>
+              <w:bottom w:type="dxa" w:w="60"/>
+              <w:right w:type="dxa" w:w="100"/>
+            </w:tcMar>
+          </w:tcPr>
+          <w:p>
+            <w:pPr>
+              <w:spacing w:after="20" w:line="280"/>
+            </w:pPr>
+            <w:r>
+              <w:rPr>
+                <w:b w:val="false"/>
+                <w:bCs w:val="false"/>
+                <w:sz w:val="19"/>
+                <w:szCs w:val="19"/>
+              </w:rPr>
+              <w:t xml:space="preserve">○</w:t>
+            </w:r>
+          </w:p>
+        </w:tc>
+        <w:tc>
+          <w:tcPr>
+            <w:tcW w:type="dxa" w:w="5340"/>
+            <w:tcBorders>
+              <w:top w:val="single" w:color="BFBFBF" w:sz="4"/>
+              <w:left w:val="single" w:color="BFBFBF" w:sz="4"/>
+              <w:bottom w:val="single" w:color="BFBFBF" w:sz="4"/>
+              <w:right w:val="single" w:color="BFBFBF" w:sz="4"/>
+            </w:tcBorders>
+            <w:tcMar>
+              <w:top w:type="dxa" w:w="60"/>
+              <w:left w:type="dxa" w:w="100"/>
+              <w:bottom w:type="dxa" w:w="60"/>
+              <w:right w:type="dxa" w:w="100"/>
+            </w:tcMar>
+          </w:tcPr>
+          <w:p>
+            <w:pPr>
+              <w:spacing w:after="20" w:line="280"/>
+            </w:pPr>
+            <w:r>
+              <w:rPr>
+                <w:b w:val="false"/>
+                <w:bCs w:val="false"/>
+                <w:sz w:val="19"/>
+                <w:szCs w:val="19"/>
+              </w:rPr>
+              <w:t xml:space="preserve">控えメールの送信先</w:t>
+            </w:r>
+          </w:p>
+        </w:tc>
+      </w:tr>
+      <w:tr>
+        <w:trPr>
+          <w:tblHeader w:val="false"/>
+        </w:trPr>
+        <w:tc>
+          <w:tcPr>
+            <w:tcW w:type="dxa" w:w="2500"/>
+            <w:tcBorders>
+              <w:top w:val="single" w:color="BFBFBF" w:sz="4"/>
+              <w:left w:val="single" w:color="BFBFBF" w:sz="4"/>
+              <w:bottom w:val="single" w:color="BFBFBF" w:sz="4"/>
+              <w:right w:val="single" w:color="BFBFBF" w:sz="4"/>
+            </w:tcBorders>
+            <w:tcMar>
+              <w:top w:type="dxa" w:w="60"/>
+              <w:left w:type="dxa" w:w="100"/>
+              <w:bottom w:type="dxa" w:w="60"/>
+              <w:right w:type="dxa" w:w="100"/>
+            </w:tcMar>
+          </w:tcPr>
+          <w:p>
+            <w:pPr>
+              <w:spacing w:after="20" w:line="280"/>
+            </w:pPr>
+            <w:r>
+              <w:rPr>
+                <w:b w:val="false"/>
+                <w:bCs w:val="false"/>
+                <w:sz w:val="19"/>
+                <w:szCs w:val="19"/>
+              </w:rPr>
+              <w:t xml:space="preserve">部署</w:t>
+            </w:r>
+          </w:p>
+        </w:tc>
+        <w:tc>
+          <w:tcPr>
+            <w:tcW w:type="dxa" w:w="800"/>
+            <w:tcBorders>
+              <w:top w:val="single" w:color="BFBFBF" w:sz="4"/>
+              <w:left w:val="single" w:color="BFBFBF" w:sz="4"/>
+              <w:bottom w:val="single" w:color="BFBFBF" w:sz="4"/>
+              <w:right w:val="single" w:color="BFBFBF" w:sz="4"/>
+            </w:tcBorders>
+            <w:tcMar>
+              <w:top w:type="dxa" w:w="60"/>
+              <w:left w:type="dxa" w:w="100"/>
+              <w:bottom w:type="dxa" w:w="60"/>
+              <w:right w:type="dxa" w:w="100"/>
+            </w:tcMar>
+          </w:tcPr>
+          <w:p>
+            <w:pPr>
+              <w:spacing w:after="20" w:line="280"/>
+            </w:pPr>
+            <w:r>
+              <w:rPr>
+                <w:b w:val="false"/>
+                <w:bCs w:val="false"/>
+                <w:sz w:val="19"/>
+                <w:szCs w:val="19"/>
+              </w:rPr>
+              <w:t xml:space="preserve">○</w:t>
+            </w:r>
+          </w:p>
+        </w:tc>
+        <w:tc>
+          <w:tcPr>
+            <w:tcW w:type="dxa" w:w="5340"/>
+            <w:tcBorders>
+              <w:top w:val="single" w:color="BFBFBF" w:sz="4"/>
+              <w:left w:val="single" w:color="BFBFBF" w:sz="4"/>
+              <w:bottom w:val="single" w:color="BFBFBF" w:sz="4"/>
+              <w:right w:val="single" w:color="BFBFBF" w:sz="4"/>
+            </w:tcBorders>
+            <w:tcMar>
+              <w:top w:type="dxa" w:w="60"/>
+              <w:left w:type="dxa" w:w="100"/>
+              <w:bottom w:type="dxa" w:w="60"/>
+              <w:right w:type="dxa" w:w="100"/>
+            </w:tcMar>
+          </w:tcPr>
+          <w:p>
+            <w:pPr>
+              <w:spacing w:after="20" w:line="280"/>
+            </w:pPr>
+            <w:r>
+              <w:rPr>
+                <w:b w:val="false"/>
+                <w:bCs w:val="false"/>
+                <w:sz w:val="19"/>
+                <w:szCs w:val="19"/>
+              </w:rPr>
+              <w:t xml:space="preserve">一覧から選択。一覧にない場合は「その他」を選び、部署名を入力</w:t>
+            </w:r>
+          </w:p>
+        </w:tc>
+      </w:tr>
+      <w:tr>
+        <w:trPr>
+          <w:tblHeader w:val="false"/>
+        </w:trPr>
+        <w:tc>
+          <w:tcPr>
+            <w:tcW w:type="dxa" w:w="2500"/>
+            <w:tcBorders>
+              <w:top w:val="single" w:color="BFBFBF" w:sz="4"/>
+              <w:left w:val="single" w:color="BFBFBF" w:sz="4"/>
+              <w:bottom w:val="single" w:color="BFBFBF" w:sz="4"/>
+              <w:right w:val="single" w:color="BFBFBF" w:sz="4"/>
+            </w:tcBorders>
+            <w:tcMar>
+              <w:top w:type="dxa" w:w="60"/>
+              <w:left w:type="dxa" w:w="100"/>
+              <w:bottom w:type="dxa" w:w="60"/>
+              <w:right w:type="dxa" w:w="100"/>
+            </w:tcMar>
+          </w:tcPr>
+          <w:p>
+            <w:pPr>
+              <w:spacing w:after="20" w:line="280"/>
+            </w:pPr>
+            <w:r>
+              <w:rPr>
+                <w:b w:val="false"/>
+                <w:bCs w:val="false"/>
+                <w:sz w:val="19"/>
+                <w:szCs w:val="19"/>
+              </w:rPr>
+              <w:t xml:space="preserve">詳細</w:t>
+            </w:r>
+          </w:p>
+        </w:tc>
+        <w:tc>
+          <w:tcPr>
+            <w:tcW w:type="dxa" w:w="800"/>
+            <w:tcBorders>
+              <w:top w:val="single" w:color="BFBFBF" w:sz="4"/>
+              <w:left w:val="single" w:color="BFBFBF" w:sz="4"/>
+              <w:bottom w:val="single" w:color="BFBFBF" w:sz="4"/>
+              <w:right w:val="single" w:color="BFBFBF" w:sz="4"/>
+            </w:tcBorders>
+            <w:tcMar>
+              <w:top w:type="dxa" w:w="60"/>
+              <w:left w:type="dxa" w:w="100"/>
+              <w:bottom w:type="dxa" w:w="60"/>
+              <w:right w:type="dxa" w:w="100"/>
+            </w:tcMar>
+          </w:tcPr>
+          <w:p>
+            <w:pPr>
+              <w:spacing w:after="20" w:line="280"/>
+            </w:pPr>
+            <w:r>
+              <w:rPr>
+                <w:b w:val="false"/>
+                <w:bCs w:val="false"/>
+                <w:sz w:val="19"/>
+                <w:szCs w:val="19"/>
+              </w:rPr>
+              <w:t xml:space="preserve">○</w:t>
+            </w:r>
+          </w:p>
+        </w:tc>
+        <w:tc>
+          <w:tcPr>
+            <w:tcW w:type="dxa" w:w="5340"/>
+            <w:tcBorders>
+              <w:top w:val="single" w:color="BFBFBF" w:sz="4"/>
+              <w:left w:val="single" w:color="BFBFBF" w:sz="4"/>
+              <w:bottom w:val="single" w:color="BFBFBF" w:sz="4"/>
+              <w:right w:val="single" w:color="BFBFBF" w:sz="4"/>
+            </w:tcBorders>
+            <w:tcMar>
+              <w:top w:type="dxa" w:w="60"/>
+              <w:left w:type="dxa" w:w="100"/>
+              <w:bottom w:type="dxa" w:w="60"/>
+              <w:right w:type="dxa" w:w="100"/>
+            </w:tcMar>
+          </w:tcPr>
+          <w:p>
+            <w:pPr>
+              <w:spacing w:after="20" w:line="280"/>
+            </w:pPr>
+            <w:r>
+              <w:rPr>
+                <w:b w:val="false"/>
+                <w:bCs w:val="false"/>
+                <w:sz w:val="19"/>
+                <w:szCs w:val="19"/>
+              </w:rPr>
+              <w:t xml:space="preserve">ご依頼内容をできるだけ具体的に記入</w:t>
+            </w:r>
+          </w:p>
+          <w:p>
+            <w:pPr>
+              <w:spacing w:after="20" w:line="280"/>
+            </w:pPr>
+            <w:r>
+              <w:rPr>
+                <w:b w:val="false"/>
+                <w:bCs w:val="false"/>
+                <w:sz w:val="19"/>
+                <w:szCs w:val="19"/>
+              </w:rPr>
+              <w:t xml:space="preserve">例）対象の画面・ページ、変更前と変更後の内容、反映希望日、背景・目的 など</w:t>
+            </w:r>
+          </w:p>
+        </w:tc>
+      </w:tr>
+      <w:tr>
+        <w:trPr>
+          <w:tblHeader w:val="false"/>
+        </w:trPr>
+        <w:tc>
+          <w:tcPr>
+            <w:tcW w:type="dxa" w:w="2500"/>
+            <w:tcBorders>
+              <w:top w:val="single" w:color="BFBFBF" w:sz="4"/>
+              <w:left w:val="single" w:color="BFBFBF" w:sz="4"/>
+              <w:bottom w:val="single" w:color="BFBFBF" w:sz="4"/>
+              <w:right w:val="single" w:color="BFBFBF" w:sz="4"/>
+            </w:tcBorders>
+            <w:tcMar>
+              <w:top w:type="dxa" w:w="60"/>
+              <w:left w:type="dxa" w:w="100"/>
+              <w:bottom w:type="dxa" w:w="60"/>
+              <w:right w:type="dxa" w:w="100"/>
+            </w:tcMar>
+          </w:tcPr>
+          <w:p>
+            <w:pPr>
+              <w:spacing w:after="20" w:line="280"/>
+            </w:pPr>
+            <w:r>
+              <w:rPr>
+                <w:b w:val="false"/>
+                <w:bCs w:val="false"/>
+                <w:sz w:val="19"/>
+                <w:szCs w:val="19"/>
+              </w:rPr>
+              <w:t xml:space="preserve">資料</w:t>
+            </w:r>
+          </w:p>
+        </w:tc>
+        <w:tc>
+          <w:tcPr>
+            <w:tcW w:type="dxa" w:w="800"/>
+            <w:tcBorders>
+              <w:top w:val="single" w:color="BFBFBF" w:sz="4"/>
+              <w:left w:val="single" w:color="BFBFBF" w:sz="4"/>
+              <w:bottom w:val="single" w:color="BFBFBF" w:sz="4"/>
+              <w:right w:val="single" w:color="BFBFBF" w:sz="4"/>
+            </w:tcBorders>
+            <w:tcMar>
+              <w:top w:type="dxa" w:w="60"/>
+              <w:left w:type="dxa" w:w="100"/>
+              <w:bottom w:type="dxa" w:w="60"/>
+              <w:right w:type="dxa" w:w="100"/>
+            </w:tcMar>
+          </w:tcPr>
+          <w:p>
+            <w:pPr>
+              <w:spacing w:after="20" w:line="280"/>
+            </w:pPr>
+            <w:r>
+              <w:rPr>
+                <w:b w:val="false"/>
+                <w:bCs w:val="false"/>
+                <w:sz w:val="19"/>
+                <w:szCs w:val="19"/>
+              </w:rPr>
+              <w:t xml:space="preserve"/>
+            </w:r>
+          </w:p>
+        </w:tc>
+        <w:tc>
+          <w:tcPr>
+            <w:tcW w:type="dxa" w:w="5340"/>
+            <w:tcBorders>
+              <w:top w:val="single" w:color="BFBFBF" w:sz="4"/>
+              <w:left w:val="single" w:color="BFBFBF" w:sz="4"/>
+              <w:bottom w:val="single" w:color="BFBFBF" w:sz="4"/>
+              <w:right w:val="single" w:color="BFBFBF" w:sz="4"/>
+            </w:tcBorders>
+            <w:tcMar>
+              <w:top w:type="dxa" w:w="60"/>
+              <w:left w:type="dxa" w:w="100"/>
+              <w:bottom w:type="dxa" w:w="60"/>
+              <w:right w:type="dxa" w:w="100"/>
+            </w:tcMar>
+          </w:tcPr>
+          <w:p>
+            <w:pPr>
+              <w:spacing w:after="20" w:line="280"/>
+            </w:pPr>
+            <w:r>
+              <w:rPr>
+                <w:b w:val="false"/>
+                <w:bCs w:val="false"/>
+                <w:sz w:val="19"/>
+                <w:szCs w:val="19"/>
+              </w:rPr>
+              <w:t xml:space="preserve">画像・PDF・Word・Excel など（1ファイル最大15MB、複数可）</w:t>
+            </w:r>
+          </w:p>
+        </w:tc>
+      </w:tr>
+      <w:tr>
+        <w:trPr>
+          <w:tblHeader w:val="false"/>
+        </w:trPr>
+        <w:tc>
+          <w:tcPr>
+            <w:tcW w:type="dxa" w:w="2500"/>
+            <w:tcBorders>
+              <w:top w:val="single" w:color="BFBFBF" w:sz="4"/>
+              <w:left w:val="single" w:color="BFBFBF" w:sz="4"/>
+              <w:bottom w:val="single" w:color="BFBFBF" w:sz="4"/>
+              <w:right w:val="single" w:color="BFBFBF" w:sz="4"/>
+            </w:tcBorders>
+            <w:tcMar>
+              <w:top w:type="dxa" w:w="60"/>
+              <w:left w:type="dxa" w:w="100"/>
+              <w:bottom w:type="dxa" w:w="60"/>
+              <w:right w:type="dxa" w:w="100"/>
+            </w:tcMar>
+          </w:tcPr>
+          <w:p>
+            <w:pPr>
+              <w:spacing w:after="20" w:line="280"/>
+            </w:pPr>
+            <w:r>
+              <w:rPr>
+                <w:b w:val="false"/>
+                <w:bCs w:val="false"/>
+                <w:sz w:val="19"/>
+                <w:szCs w:val="19"/>
+              </w:rPr>
+              <w:t xml:space="preserve">15MBを超える資料のリンク</w:t>
+            </w:r>
+          </w:p>
+        </w:tc>
+        <w:tc>
+          <w:tcPr>
+            <w:tcW w:type="dxa" w:w="800"/>
+            <w:tcBorders>
+              <w:top w:val="single" w:color="BFBFBF" w:sz="4"/>
+              <w:left w:val="single" w:color="BFBFBF" w:sz="4"/>
+              <w:bottom w:val="single" w:color="BFBFBF" w:sz="4"/>
+              <w:right w:val="single" w:color="BFBFBF" w:sz="4"/>
+            </w:tcBorders>
+            <w:tcMar>
+              <w:top w:type="dxa" w:w="60"/>
+              <w:left w:type="dxa" w:w="100"/>
+              <w:bottom w:type="dxa" w:w="60"/>
+              <w:right w:type="dxa" w:w="100"/>
+            </w:tcMar>
+          </w:tcPr>
+          <w:p>
+            <w:pPr>
+              <w:spacing w:after="20" w:line="280"/>
+            </w:pPr>
+            <w:r>
+              <w:rPr>
+                <w:b w:val="false"/>
+                <w:bCs w:val="false"/>
+                <w:sz w:val="19"/>
+                <w:szCs w:val="19"/>
+              </w:rPr>
+              <w:t xml:space="preserve"/>
+            </w:r>
+          </w:p>
+        </w:tc>
+        <w:tc>
+          <w:tcPr>
+            <w:tcW w:type="dxa" w:w="5340"/>
+            <w:tcBorders>
+              <w:top w:val="single" w:color="BFBFBF" w:sz="4"/>
+              <w:left w:val="single" w:color="BFBFBF" w:sz="4"/>
+              <w:bottom w:val="single" w:color="BFBFBF" w:sz="4"/>
+              <w:right w:val="single" w:color="BFBFBF" w:sz="4"/>
+            </w:tcBorders>
+            <w:tcMar>
+              <w:top w:type="dxa" w:w="60"/>
+              <w:left w:type="dxa" w:w="100"/>
+              <w:bottom w:type="dxa" w:w="60"/>
+              <w:right w:type="dxa" w:w="100"/>
+            </w:tcMar>
+          </w:tcPr>
+          <w:p>
+            <w:pPr>
+              <w:spacing w:after="20" w:line="280"/>
+            </w:pPr>
+            <w:r>
+              <w:rPr>
+                <w:b w:val="false"/>
+                <w:bCs w:val="false"/>
+                <w:sz w:val="19"/>
+                <w:szCs w:val="19"/>
+              </w:rPr>
+              <w:t xml:space="preserve">Google Driveなどに置いた資料のURL（複数ある場合は改行で区切る）</w:t>
+            </w:r>
+          </w:p>
+        </w:tc>
+      </w:tr>
+    </w:tbl>
+    <w:p>
+      <w:pPr>
+        <w:spacing w:after="120"/>
+      </w:pPr>
+    </w:p>
+    <w:p>
+      <w:pPr>
+        <w:spacing w:after="100" w:line="300"/>
+      </w:pPr>
+      <w:r>
+        <w:t xml:space="preserve">アップロードした資料は、システム課の管理表にリンクとして自動で記録されます。</w:t>
+      </w:r>
+    </w:p>
+    <w:p>
+      <w:pPr>
+        <w:pStyle w:val="Heading1"/>
+      </w:pPr>
+      <w:r>
+        <w:t xml:space="preserve">6. PC等の不具合・マテリアル関連</w:t>
+      </w:r>
+    </w:p>
+    <w:p>
+      <w:pPr>
+        <w:keepNext/>
+        <w:spacing w:after="100" w:line="300"/>
+      </w:pPr>
+      <w:r>
+        <w:t xml:space="preserve">この2つのタブでは受付は行わず、それぞれの問い合わせ先をご案内しています。</w:t>
+      </w:r>
+    </w:p>
     <w:p>
       <w:pPr>
         <w:pStyle w:val="Heading2"/>
       </w:pPr>
       <w:r>
-        <w:t xml:space="preserve">6-2 マテリアル関連</w:t>
+        <w:t xml:space="preserve">6-1 PC等の不具合</w:t>
       </w:r>
     </w:p>
     <w:p>
@@ -5917,17 +6048,18 @@
         <w:spacing w:after="100" w:line="300"/>
       </w:pPr>
       <w:r>
-        <w:t xml:space="preserve">マテリアルに関するお問い合わせは、テクニカルサポート </w:t>
-      </w:r>
-      <w:r>
-        <w:rPr>
-          <w:b/>
-          <w:bCs/>
-        </w:rPr>
-        <w:t xml:space="preserve">050-5577-2984</w:t>
-      </w:r>
-      <w:r>
-        <w:t xml:space="preserve"> へお電話でご連絡ください。</w:t>
+        <w:t xml:space="preserve">パソコン・プリンター・ネットワークなど、機器の不具合に関するお問い合わせは、</w:t>
+      </w:r>
+      <w:hyperlink w:history="1" r:id="rIdd-jkczhdccu6mumpoldjx">
+        <w:r>
+          <w:rPr>
+            <w:rStyle w:val="Hyperlink"/>
+          </w:rPr>
+          <w:t xml:space="preserve">PC不具合フォーム</w:t>
+        </w:r>
+      </w:hyperlink>
+      <w:r>
+        <w:t xml:space="preserve"> からお願いします。タブ内の「PC不具合フォームを開く」ボタンから開くこともできます。</w:t>
       </w:r>
     </w:p>
     <w:p>
@@ -5938,9 +6070,9 @@
       <w:r>
         <w:drawing>
           <wp:inline distT="0" distB="0" distL="0" distR="0">
-            <wp:extent cx="4572000" cy="1333500"/>
+            <wp:extent cx="4572000" cy="1524000"/>
             <wp:effectExtent t="0" r="0" b="0" l="0"/>
-            <wp:docPr id="1" name="material.png" descr="マテリアル関連タブ" title="マテリアル関連タブ"/>
+            <wp:docPr id="1" name="pc.png" descr="PC等の不具合タブ" title="PC等の不具合タブ"/>
             <wp:cNvGraphicFramePr>
               <a:graphicFrameLocks xmlns:a="http://schemas.openxmlformats.org/drawingml/2006/main" noChangeAspect="1"/>
             </wp:cNvGraphicFramePr>
@@ -5963,6 +6095,78 @@
                   <pic:spPr bwMode="auto">
                     <a:xfrm>
                       <a:off x="0" y="0"/>
+                      <a:ext cx="4572000" cy="1524000"/>
+                    </a:xfrm>
+                    <a:prstGeom prst="rect">
+                      <a:avLst/>
+                    </a:prstGeom>
+                  </pic:spPr>
+                </pic:pic>
+              </a:graphicData>
+            </a:graphic>
+          </wp:inline>
+        </w:drawing>
+      </w:r>
+    </w:p>
+    <w:p>
+      <w:pPr>
+        <w:pStyle w:val="Heading2"/>
+      </w:pPr>
+      <w:r>
+        <w:t xml:space="preserve">6-2 マテリアル関連</w:t>
+      </w:r>
+    </w:p>
+    <w:p>
+      <w:pPr>
+        <w:spacing w:after="100" w:line="300"/>
+      </w:pPr>
+      <w:r>
+        <w:t xml:space="preserve">マテリアルに関するお問い合わせは、テクニカルサポート </w:t>
+      </w:r>
+      <w:r>
+        <w:rPr>
+          <w:b/>
+          <w:bCs/>
+        </w:rPr>
+        <w:t xml:space="preserve">050-5577-2984</w:t>
+      </w:r>
+      <w:r>
+        <w:t xml:space="preserve"> へお電話でご連絡ください。</w:t>
+      </w:r>
+    </w:p>
+    <w:p>
+      <w:pPr>
+        <w:spacing w:after="160" w:before="80"/>
+        <w:jc w:val="left"/>
+      </w:pPr>
+      <w:r>
+        <w:drawing>
+          <wp:inline distT="0" distB="0" distL="0" distR="0">
+            <wp:extent cx="4572000" cy="1333500"/>
+            <wp:effectExtent t="0" r="0" b="0" l="0"/>
+            <wp:docPr id="1" name="material.png" descr="マテリアル関連タブ" title="マテリアル関連タブ"/>
+            <wp:cNvGraphicFramePr>
+              <a:graphicFrameLocks xmlns:a="http://schemas.openxmlformats.org/drawingml/2006/main" noChangeAspect="1"/>
+            </wp:cNvGraphicFramePr>
+            <a:graphic xmlns:a="http://schemas.openxmlformats.org/drawingml/2006/main">
+              <a:graphicData uri="http://schemas.openxmlformats.org/drawingml/2006/picture">
+                <pic:pic xmlns:pic="http://schemas.openxmlformats.org/drawingml/2006/picture">
+                  <pic:nvPicPr>
+                    <pic:cNvPr id="0" name="" descr=""/>
+                    <pic:cNvPicPr>
+                      <a:picLocks noChangeAspect="1" noChangeArrowheads="1"/>
+                    </pic:cNvPicPr>
+                  </pic:nvPicPr>
+                  <pic:blipFill>
+                    <a:blip r:embed="rId23" cstate="none"/>
+                    <a:srcRect/>
+                    <a:stretch>
+                      <a:fillRect/>
+                    </a:stretch>
+                  </pic:blipFill>
+                  <pic:spPr bwMode="auto">
+                    <a:xfrm>
+                      <a:off x="0" y="0"/>
                       <a:ext cx="4572000" cy="1333500"/>
                     </a:xfrm>
                     <a:prstGeom prst="rect">
@@ -6163,7 +6367,7 @@
             <w:pPr>
               <w:spacing w:after="20" w:line="280"/>
             </w:pPr>
-            <w:hyperlink w:history="1" r:id="rIdgfpuit92rbxyb-rtzn62n">
+            <w:hyperlink w:history="1" r:id="rIdwqsghsh54rduuj9zwmeko">
               <w:r>
                 <w:rPr>
                   <w:rStyle w:val="Hyperlink"/>
@@ -6380,7 +6584,7 @@
                     </pic:cNvPicPr>
                   </pic:nvPicPr>
                   <pic:blipFill>
-                    <a:blip r:embed="rId23" cstate="none"/>
+                    <a:blip r:embed="rId24" cstate="none"/>
                     <a:srcRect/>
                     <a:stretch>
                       <a:fillRect/>
